--- a/Questions TP3.docx
+++ b/Questions TP3.docx
@@ -19,38 +19,70 @@
           <w:sz w:val="56"/>
           <w:szCs w:val="56"/>
         </w:rPr>
-        <w:t>Questions TP2</w:t>
-      </w:r>
-    </w:p>
-    <w:p>
-      <w:pPr>
-        <w:rPr>
-          <w:rFonts w:cstheme="minorHAnsi"/>
-          <w:sz w:val="28"/>
-          <w:szCs w:val="28"/>
-        </w:rPr>
-      </w:pPr>
-    </w:p>
-    <w:p>
-      <w:pPr>
-        <w:rPr>
-          <w:rFonts w:cstheme="minorHAnsi"/>
-          <w:b/>
-          <w:bCs/>
-          <w:sz w:val="28"/>
-          <w:szCs w:val="28"/>
-        </w:rPr>
-      </w:pPr>
-      <w:r>
-        <w:rPr>
-          <w:rFonts w:cstheme="minorHAnsi"/>
-          <w:b/>
-          <w:bCs/>
-          <w:sz w:val="28"/>
-          <w:szCs w:val="28"/>
-        </w:rPr>
-        <w:t xml:space="preserve">Q1 : Pourquoi &lt;Navigate /&gt; (composant) et pas </w:t>
-      </w:r>
+        <w:t>Questions TP</w:t>
+      </w:r>
+      <w:r>
+        <w:rPr>
+          <w:rFonts w:cstheme="minorHAnsi"/>
+          <w:color w:val="70AD47" w:themeColor="accent6"/>
+          <w:sz w:val="56"/>
+          <w:szCs w:val="56"/>
+        </w:rPr>
+        <w:t>3</w:t>
+      </w:r>
+    </w:p>
+    <w:p>
+      <w:pPr>
+        <w:rPr>
+          <w:rFonts w:cstheme="minorHAnsi"/>
+          <w:sz w:val="28"/>
+          <w:szCs w:val="28"/>
+        </w:rPr>
+      </w:pPr>
+    </w:p>
+    <w:p>
+      <w:pPr>
+        <w:rPr>
+          <w:rFonts w:cstheme="minorHAnsi"/>
+          <w:b/>
+          <w:bCs/>
+          <w:sz w:val="28"/>
+          <w:szCs w:val="28"/>
+        </w:rPr>
+      </w:pPr>
+      <w:r>
+        <w:rPr>
+          <w:rFonts w:cstheme="minorHAnsi"/>
+          <w:b/>
+          <w:bCs/>
+          <w:sz w:val="28"/>
+          <w:szCs w:val="28"/>
+        </w:rPr>
+        <w:t>Q1 : Pourquoi &lt;</w:t>
+      </w:r>
+      <w:proofErr w:type="spellStart"/>
+      <w:r>
+        <w:rPr>
+          <w:rFonts w:cstheme="minorHAnsi"/>
+          <w:b/>
+          <w:bCs/>
+          <w:sz w:val="28"/>
+          <w:szCs w:val="28"/>
+        </w:rPr>
+        <w:t>Navigate</w:t>
+      </w:r>
+      <w:proofErr w:type="spellEnd"/>
+      <w:r>
+        <w:rPr>
+          <w:rFonts w:cstheme="minorHAnsi"/>
+          <w:b/>
+          <w:bCs/>
+          <w:sz w:val="28"/>
+          <w:szCs w:val="28"/>
+        </w:rPr>
+        <w:t xml:space="preserve"> /&gt; (composant) et pas </w:t>
+      </w:r>
+      <w:proofErr w:type="spellStart"/>
       <w:proofErr w:type="gramStart"/>
       <w:r>
         <w:rPr>
@@ -60,7 +92,18 @@
           <w:sz w:val="28"/>
           <w:szCs w:val="28"/>
         </w:rPr>
-        <w:t>navigate(</w:t>
+        <w:t>navigate</w:t>
+      </w:r>
+      <w:proofErr w:type="spellEnd"/>
+      <w:r>
+        <w:rPr>
+          <w:rFonts w:cstheme="minorHAnsi"/>
+          <w:b/>
+          <w:bCs/>
+          <w:sz w:val="28"/>
+          <w:szCs w:val="28"/>
+        </w:rPr>
+        <w:t>(</w:t>
       </w:r>
       <w:proofErr w:type="gramEnd"/>
       <w:r>
@@ -71,7 +114,29 @@
           <w:sz w:val="28"/>
           <w:szCs w:val="28"/>
         </w:rPr>
-        <w:t>) (hook) ici ?</w:t>
+        <w:t>) (</w:t>
+      </w:r>
+      <w:proofErr w:type="spellStart"/>
+      <w:r>
+        <w:rPr>
+          <w:rFonts w:cstheme="minorHAnsi"/>
+          <w:b/>
+          <w:bCs/>
+          <w:sz w:val="28"/>
+          <w:szCs w:val="28"/>
+        </w:rPr>
+        <w:t>hook</w:t>
+      </w:r>
+      <w:proofErr w:type="spellEnd"/>
+      <w:r>
+        <w:rPr>
+          <w:rFonts w:cstheme="minorHAnsi"/>
+          <w:b/>
+          <w:bCs/>
+          <w:sz w:val="28"/>
+          <w:szCs w:val="28"/>
+        </w:rPr>
+        <w:t>) ici ?</w:t>
       </w:r>
     </w:p>
     <w:p>
@@ -89,7 +154,27 @@
           <w:sz w:val="28"/>
           <w:szCs w:val="28"/>
         </w:rPr>
-        <w:t>&lt;Navigate /&gt;</w:t>
+        <w:t>&lt;</w:t>
+      </w:r>
+      <w:proofErr w:type="spellStart"/>
+      <w:r>
+        <w:rPr>
+          <w:rStyle w:val="HTMLCode"/>
+          <w:rFonts w:asciiTheme="minorHAnsi" w:eastAsiaTheme="minorHAnsi" w:hAnsiTheme="minorHAnsi" w:cstheme="minorHAnsi"/>
+          <w:sz w:val="28"/>
+          <w:szCs w:val="28"/>
+        </w:rPr>
+        <w:t>Navigate</w:t>
+      </w:r>
+      <w:proofErr w:type="spellEnd"/>
+      <w:r>
+        <w:rPr>
+          <w:rStyle w:val="HTMLCode"/>
+          <w:rFonts w:asciiTheme="minorHAnsi" w:eastAsiaTheme="minorHAnsi" w:hAnsiTheme="minorHAnsi" w:cstheme="minorHAnsi"/>
+          <w:sz w:val="28"/>
+          <w:szCs w:val="28"/>
+        </w:rPr>
+        <w:t xml:space="preserve"> /&gt;</w:t>
       </w:r>
       <w:r>
         <w:rPr>
@@ -105,8 +190,27 @@
           <w:sz w:val="28"/>
           <w:szCs w:val="28"/>
         </w:rPr>
-        <w:t xml:space="preserve"> composant React utilisé dans le </w:t>
-      </w:r>
+        <w:t xml:space="preserve"> composant </w:t>
+      </w:r>
+      <w:proofErr w:type="spellStart"/>
+      <w:r>
+        <w:rPr>
+          <w:rFonts w:cstheme="minorHAnsi"/>
+          <w:sz w:val="28"/>
+          <w:szCs w:val="28"/>
+        </w:rPr>
+        <w:t>React</w:t>
+      </w:r>
+      <w:proofErr w:type="spellEnd"/>
+      <w:r>
+        <w:rPr>
+          <w:rFonts w:cstheme="minorHAnsi"/>
+          <w:sz w:val="28"/>
+          <w:szCs w:val="28"/>
+        </w:rPr>
+        <w:t xml:space="preserve"> utilisé dans le </w:t>
+      </w:r>
+      <w:proofErr w:type="spellStart"/>
       <w:r>
         <w:rPr>
           <w:rStyle w:val="Strong"/>
@@ -118,6 +222,7 @@
         </w:rPr>
         <w:t>render</w:t>
       </w:r>
+      <w:proofErr w:type="spellEnd"/>
       <w:r>
         <w:rPr>
           <w:rFonts w:cstheme="minorHAnsi"/>
@@ -127,6 +232,7 @@
         <w:br/>
         <w:t xml:space="preserve"> </w:t>
       </w:r>
+      <w:proofErr w:type="spellStart"/>
       <w:proofErr w:type="gramStart"/>
       <w:r>
         <w:rPr>
@@ -135,9 +241,9 @@
           <w:sz w:val="28"/>
           <w:szCs w:val="28"/>
         </w:rPr>
-        <w:t>navigate(</w:t>
-      </w:r>
-      <w:proofErr w:type="gramEnd"/>
+        <w:t>navigate</w:t>
+      </w:r>
+      <w:proofErr w:type="spellEnd"/>
       <w:r>
         <w:rPr>
           <w:rStyle w:val="HTMLCode"/>
@@ -145,8 +251,9 @@
           <w:sz w:val="28"/>
           <w:szCs w:val="28"/>
         </w:rPr>
-        <w:t>)</w:t>
-      </w:r>
+        <w:t>(</w:t>
+      </w:r>
+      <w:proofErr w:type="gramEnd"/>
       <w:r>
         <w:rPr>
           <w:rStyle w:val="HTMLCode"/>
@@ -154,6 +261,15 @@
           <w:sz w:val="28"/>
           <w:szCs w:val="28"/>
         </w:rPr>
+        <w:t>)</w:t>
+      </w:r>
+      <w:r>
+        <w:rPr>
+          <w:rStyle w:val="HTMLCode"/>
+          <w:rFonts w:asciiTheme="minorHAnsi" w:eastAsiaTheme="minorHAnsi" w:hAnsiTheme="minorHAnsi" w:cstheme="minorHAnsi"/>
+          <w:sz w:val="28"/>
+          <w:szCs w:val="28"/>
+        </w:rPr>
         <w:t> </w:t>
       </w:r>
       <w:r>
@@ -170,7 +286,25 @@
           <w:sz w:val="28"/>
           <w:szCs w:val="28"/>
         </w:rPr>
-        <w:t xml:space="preserve"> hook utilisé dans les </w:t>
+        <w:t xml:space="preserve"> </w:t>
+      </w:r>
+      <w:proofErr w:type="spellStart"/>
+      <w:r>
+        <w:rPr>
+          <w:rFonts w:cstheme="minorHAnsi"/>
+          <w:sz w:val="28"/>
+          <w:szCs w:val="28"/>
+        </w:rPr>
+        <w:t>hook</w:t>
+      </w:r>
+      <w:proofErr w:type="spellEnd"/>
+      <w:r>
+        <w:rPr>
+          <w:rFonts w:cstheme="minorHAnsi"/>
+          <w:sz w:val="28"/>
+          <w:szCs w:val="28"/>
+        </w:rPr>
+        <w:t xml:space="preserve"> utilisé dans les </w:t>
       </w:r>
       <w:r>
         <w:rPr>
@@ -181,29 +315,87 @@
           <w:sz w:val="28"/>
           <w:szCs w:val="28"/>
         </w:rPr>
-        <w:t>fonctions / events</w:t>
-      </w:r>
-    </w:p>
-    <w:p>
-      <w:pPr>
-        <w:rPr>
-          <w:rFonts w:cstheme="minorHAnsi"/>
-          <w:b/>
-          <w:bCs/>
-          <w:sz w:val="28"/>
-          <w:szCs w:val="28"/>
-        </w:rPr>
-      </w:pPr>
-      <w:r>
-        <w:rPr>
-          <w:rFonts w:cstheme="minorHAnsi"/>
-          <w:b/>
-          <w:bCs/>
-          <w:sz w:val="28"/>
-          <w:szCs w:val="28"/>
-        </w:rPr>
-        <w:t xml:space="preserve">Q2 : Quelle différence entre navigate(from) et </w:t>
-      </w:r>
+        <w:t xml:space="preserve">fonctions / </w:t>
+      </w:r>
+      <w:proofErr w:type="spellStart"/>
+      <w:r>
+        <w:rPr>
+          <w:rStyle w:val="Strong"/>
+          <w:rFonts w:cstheme="minorHAnsi"/>
+          <w:b w:val="0"/>
+          <w:bCs w:val="0"/>
+          <w:sz w:val="28"/>
+          <w:szCs w:val="28"/>
+        </w:rPr>
+        <w:t>events</w:t>
+      </w:r>
+      <w:proofErr w:type="spellEnd"/>
+    </w:p>
+    <w:p>
+      <w:pPr>
+        <w:rPr>
+          <w:rFonts w:cstheme="minorHAnsi"/>
+          <w:b/>
+          <w:bCs/>
+          <w:sz w:val="28"/>
+          <w:szCs w:val="28"/>
+        </w:rPr>
+      </w:pPr>
+      <w:r>
+        <w:rPr>
+          <w:rFonts w:cstheme="minorHAnsi"/>
+          <w:b/>
+          <w:bCs/>
+          <w:sz w:val="28"/>
+          <w:szCs w:val="28"/>
+        </w:rPr>
+        <w:t xml:space="preserve">Q2 : Quelle différence entre </w:t>
+      </w:r>
+      <w:proofErr w:type="spellStart"/>
+      <w:r>
+        <w:rPr>
+          <w:rFonts w:cstheme="minorHAnsi"/>
+          <w:b/>
+          <w:bCs/>
+          <w:sz w:val="28"/>
+          <w:szCs w:val="28"/>
+        </w:rPr>
+        <w:t>navigate</w:t>
+      </w:r>
+      <w:proofErr w:type="spellEnd"/>
+      <w:r>
+        <w:rPr>
+          <w:rFonts w:cstheme="minorHAnsi"/>
+          <w:b/>
+          <w:bCs/>
+          <w:sz w:val="28"/>
+          <w:szCs w:val="28"/>
+        </w:rPr>
+        <w:t>(</w:t>
+      </w:r>
+      <w:proofErr w:type="spellStart"/>
+      <w:r>
+        <w:rPr>
+          <w:rFonts w:cstheme="minorHAnsi"/>
+          <w:b/>
+          <w:bCs/>
+          <w:sz w:val="28"/>
+          <w:szCs w:val="28"/>
+        </w:rPr>
+        <w:t>from</w:t>
+      </w:r>
+      <w:proofErr w:type="spellEnd"/>
+      <w:r>
+        <w:rPr>
+          <w:rFonts w:cstheme="minorHAnsi"/>
+          <w:b/>
+          <w:bCs/>
+          <w:sz w:val="28"/>
+          <w:szCs w:val="28"/>
+        </w:rPr>
+        <w:t xml:space="preserve">) et </w:t>
+      </w:r>
+      <w:proofErr w:type="spellStart"/>
       <w:proofErr w:type="gramStart"/>
       <w:r>
         <w:rPr>
@@ -213,8 +405,20 @@
           <w:sz w:val="28"/>
           <w:szCs w:val="28"/>
         </w:rPr>
-        <w:t>navigate(</w:t>
-      </w:r>
+        <w:t>navigate</w:t>
+      </w:r>
+      <w:proofErr w:type="spellEnd"/>
+      <w:r>
+        <w:rPr>
+          <w:rFonts w:cstheme="minorHAnsi"/>
+          <w:b/>
+          <w:bCs/>
+          <w:sz w:val="28"/>
+          <w:szCs w:val="28"/>
+        </w:rPr>
+        <w:t>(</w:t>
+      </w:r>
+      <w:proofErr w:type="spellStart"/>
       <w:proofErr w:type="gramEnd"/>
       <w:r>
         <w:rPr>
@@ -224,7 +428,40 @@
           <w:sz w:val="28"/>
           <w:szCs w:val="28"/>
         </w:rPr>
-        <w:t>from, { replace: true }) ?</w:t>
+        <w:t>from</w:t>
+      </w:r>
+      <w:proofErr w:type="spellEnd"/>
+      <w:r>
+        <w:rPr>
+          <w:rFonts w:cstheme="minorHAnsi"/>
+          <w:b/>
+          <w:bCs/>
+          <w:sz w:val="28"/>
+          <w:szCs w:val="28"/>
+        </w:rPr>
+        <w:t xml:space="preserve">, { replace: </w:t>
+      </w:r>
+      <w:proofErr w:type="spellStart"/>
+      <w:r>
+        <w:rPr>
+          <w:rFonts w:cstheme="minorHAnsi"/>
+          <w:b/>
+          <w:bCs/>
+          <w:sz w:val="28"/>
+          <w:szCs w:val="28"/>
+        </w:rPr>
+        <w:t>true</w:t>
+      </w:r>
+      <w:proofErr w:type="spellEnd"/>
+      <w:r>
+        <w:rPr>
+          <w:rFonts w:cstheme="minorHAnsi"/>
+          <w:b/>
+          <w:bCs/>
+          <w:sz w:val="28"/>
+          <w:szCs w:val="28"/>
+        </w:rPr>
+        <w:t xml:space="preserve"> }) ?</w:t>
       </w:r>
     </w:p>
     <w:p>
@@ -239,6 +476,7 @@
           <w14:ligatures w14:val="none"/>
         </w:rPr>
       </w:pPr>
+      <w:proofErr w:type="spellStart"/>
       <w:proofErr w:type="gramStart"/>
       <w:r>
         <w:rPr>
@@ -251,6 +489,7 @@
         </w:rPr>
         <w:t>navigate</w:t>
       </w:r>
+      <w:proofErr w:type="spellEnd"/>
       <w:proofErr w:type="gramEnd"/>
       <w:r>
         <w:rPr>
@@ -261,8 +500,9 @@
           <w:lang w:eastAsia="fr-MA"/>
           <w14:ligatures w14:val="none"/>
         </w:rPr>
-        <w:t xml:space="preserve">(from) </w:t>
-      </w:r>
+        <w:t>(</w:t>
+      </w:r>
+      <w:proofErr w:type="spellStart"/>
       <w:r>
         <w:rPr>
           <w:rFonts w:eastAsia="Times New Roman" w:cstheme="minorHAnsi"/>
@@ -272,8 +512,9 @@
           <w:lang w:eastAsia="fr-MA"/>
           <w14:ligatures w14:val="none"/>
         </w:rPr>
-        <w:t xml:space="preserve">-&gt; </w:t>
-      </w:r>
+        <w:t>from</w:t>
+      </w:r>
+      <w:proofErr w:type="spellEnd"/>
       <w:r>
         <w:rPr>
           <w:rFonts w:eastAsia="Times New Roman" w:cstheme="minorHAnsi"/>
@@ -283,18 +524,8 @@
           <w:lang w:eastAsia="fr-MA"/>
           <w14:ligatures w14:val="none"/>
         </w:rPr>
-        <w:t xml:space="preserve">garde login dans historique </w:t>
-      </w:r>
-    </w:p>
-    <w:p>
-      <w:pPr>
-        <w:rPr>
-          <w:rFonts w:cstheme="minorHAnsi"/>
-          <w:sz w:val="28"/>
-          <w:szCs w:val="28"/>
-        </w:rPr>
-      </w:pPr>
-      <w:proofErr w:type="gramStart"/>
+        <w:t xml:space="preserve">) </w:t>
+      </w:r>
       <w:r>
         <w:rPr>
           <w:rFonts w:eastAsia="Times New Roman" w:cstheme="minorHAnsi"/>
@@ -304,9 +535,8 @@
           <w:lang w:eastAsia="fr-MA"/>
           <w14:ligatures w14:val="none"/>
         </w:rPr>
-        <w:t>navigate(</w:t>
-      </w:r>
-      <w:proofErr w:type="gramEnd"/>
+        <w:t xml:space="preserve">-&gt; </w:t>
+      </w:r>
       <w:r>
         <w:rPr>
           <w:rFonts w:eastAsia="Times New Roman" w:cstheme="minorHAnsi"/>
@@ -316,8 +546,19 @@
           <w:lang w:eastAsia="fr-MA"/>
           <w14:ligatures w14:val="none"/>
         </w:rPr>
-        <w:t xml:space="preserve">from, { replace: true }) </w:t>
-      </w:r>
+        <w:t xml:space="preserve">garde login dans historique </w:t>
+      </w:r>
+    </w:p>
+    <w:p>
+      <w:pPr>
+        <w:rPr>
+          <w:rFonts w:cstheme="minorHAnsi"/>
+          <w:sz w:val="28"/>
+          <w:szCs w:val="28"/>
+        </w:rPr>
+      </w:pPr>
+      <w:proofErr w:type="spellStart"/>
+      <w:proofErr w:type="gramStart"/>
       <w:r>
         <w:rPr>
           <w:rFonts w:eastAsia="Times New Roman" w:cstheme="minorHAnsi"/>
@@ -327,8 +568,9 @@
           <w:lang w:eastAsia="fr-MA"/>
           <w14:ligatures w14:val="none"/>
         </w:rPr>
-        <w:t>-&gt;</w:t>
-      </w:r>
+        <w:t>navigate</w:t>
+      </w:r>
+      <w:proofErr w:type="spellEnd"/>
       <w:r>
         <w:rPr>
           <w:rFonts w:eastAsia="Times New Roman" w:cstheme="minorHAnsi"/>
@@ -338,6 +580,77 @@
           <w:lang w:eastAsia="fr-MA"/>
           <w14:ligatures w14:val="none"/>
         </w:rPr>
+        <w:t>(</w:t>
+      </w:r>
+      <w:proofErr w:type="spellStart"/>
+      <w:proofErr w:type="gramEnd"/>
+      <w:r>
+        <w:rPr>
+          <w:rFonts w:eastAsia="Times New Roman" w:cstheme="minorHAnsi"/>
+          <w:kern w:val="0"/>
+          <w:sz w:val="28"/>
+          <w:szCs w:val="28"/>
+          <w:lang w:eastAsia="fr-MA"/>
+          <w14:ligatures w14:val="none"/>
+        </w:rPr>
+        <w:t>from</w:t>
+      </w:r>
+      <w:proofErr w:type="spellEnd"/>
+      <w:r>
+        <w:rPr>
+          <w:rFonts w:eastAsia="Times New Roman" w:cstheme="minorHAnsi"/>
+          <w:kern w:val="0"/>
+          <w:sz w:val="28"/>
+          <w:szCs w:val="28"/>
+          <w:lang w:eastAsia="fr-MA"/>
+          <w14:ligatures w14:val="none"/>
+        </w:rPr>
+        <w:t xml:space="preserve">, { replace: </w:t>
+      </w:r>
+      <w:proofErr w:type="spellStart"/>
+      <w:r>
+        <w:rPr>
+          <w:rFonts w:eastAsia="Times New Roman" w:cstheme="minorHAnsi"/>
+          <w:kern w:val="0"/>
+          <w:sz w:val="28"/>
+          <w:szCs w:val="28"/>
+          <w:lang w:eastAsia="fr-MA"/>
+          <w14:ligatures w14:val="none"/>
+        </w:rPr>
+        <w:t>true</w:t>
+      </w:r>
+      <w:proofErr w:type="spellEnd"/>
+      <w:r>
+        <w:rPr>
+          <w:rFonts w:eastAsia="Times New Roman" w:cstheme="minorHAnsi"/>
+          <w:kern w:val="0"/>
+          <w:sz w:val="28"/>
+          <w:szCs w:val="28"/>
+          <w:lang w:eastAsia="fr-MA"/>
+          <w14:ligatures w14:val="none"/>
+        </w:rPr>
+        <w:t xml:space="preserve"> }) </w:t>
+      </w:r>
+      <w:r>
+        <w:rPr>
+          <w:rFonts w:eastAsia="Times New Roman" w:cstheme="minorHAnsi"/>
+          <w:kern w:val="0"/>
+          <w:sz w:val="28"/>
+          <w:szCs w:val="28"/>
+          <w:lang w:eastAsia="fr-MA"/>
+          <w14:ligatures w14:val="none"/>
+        </w:rPr>
+        <w:t>-&gt;</w:t>
+      </w:r>
+      <w:r>
+        <w:rPr>
+          <w:rFonts w:eastAsia="Times New Roman" w:cstheme="minorHAnsi"/>
+          <w:kern w:val="0"/>
+          <w:sz w:val="28"/>
+          <w:szCs w:val="28"/>
+          <w:lang w:eastAsia="fr-MA"/>
+          <w14:ligatures w14:val="none"/>
+        </w:rPr>
         <w:t xml:space="preserve"> remplace empêche retour</w:t>
       </w:r>
     </w:p>
@@ -361,6 +674,7 @@
         </w:rPr>
         <w:t xml:space="preserve">Q3 : Après un POST, pourquoi fait-on </w:t>
       </w:r>
+      <w:proofErr w:type="spellStart"/>
       <w:proofErr w:type="gramStart"/>
       <w:r>
         <w:rPr>
@@ -370,8 +684,20 @@
           <w:sz w:val="28"/>
           <w:szCs w:val="28"/>
         </w:rPr>
-        <w:t>setProjects(</w:t>
-      </w:r>
+        <w:t>setProjects</w:t>
+      </w:r>
+      <w:proofErr w:type="spellEnd"/>
+      <w:r>
+        <w:rPr>
+          <w:rFonts w:cstheme="minorHAnsi"/>
+          <w:b/>
+          <w:bCs/>
+          <w:sz w:val="28"/>
+          <w:szCs w:val="28"/>
+        </w:rPr>
+        <w:t>(</w:t>
+      </w:r>
+      <w:proofErr w:type="spellStart"/>
       <w:proofErr w:type="gramEnd"/>
       <w:r>
         <w:rPr>
@@ -381,7 +707,40 @@
           <w:sz w:val="28"/>
           <w:szCs w:val="28"/>
         </w:rPr>
-        <w:t>prev =&gt; [...prev, data]) plutôt qu’un</w:t>
+        <w:t>prev</w:t>
+      </w:r>
+      <w:proofErr w:type="spellEnd"/>
+      <w:r>
+        <w:rPr>
+          <w:rFonts w:cstheme="minorHAnsi"/>
+          <w:b/>
+          <w:bCs/>
+          <w:sz w:val="28"/>
+          <w:szCs w:val="28"/>
+        </w:rPr>
+        <w:t xml:space="preserve"> =&gt; [...</w:t>
+      </w:r>
+      <w:proofErr w:type="spellStart"/>
+      <w:r>
+        <w:rPr>
+          <w:rFonts w:cstheme="minorHAnsi"/>
+          <w:b/>
+          <w:bCs/>
+          <w:sz w:val="28"/>
+          <w:szCs w:val="28"/>
+        </w:rPr>
+        <w:t>prev</w:t>
+      </w:r>
+      <w:proofErr w:type="spellEnd"/>
+      <w:r>
+        <w:rPr>
+          <w:rFonts w:cstheme="minorHAnsi"/>
+          <w:b/>
+          <w:bCs/>
+          <w:sz w:val="28"/>
+          <w:szCs w:val="28"/>
+        </w:rPr>
+        <w:t>, data]) plutôt qu’un</w:t>
       </w:r>
       <w:r>
         <w:rPr>
@@ -401,7 +760,29 @@
           <w:sz w:val="28"/>
           <w:szCs w:val="28"/>
         </w:rPr>
-        <w:t>re-fetch GET ?</w:t>
+        <w:t>re-</w:t>
+      </w:r>
+      <w:proofErr w:type="spellStart"/>
+      <w:r>
+        <w:rPr>
+          <w:rFonts w:cstheme="minorHAnsi"/>
+          <w:b/>
+          <w:bCs/>
+          <w:sz w:val="28"/>
+          <w:szCs w:val="28"/>
+        </w:rPr>
+        <w:t>fetch</w:t>
+      </w:r>
+      <w:proofErr w:type="spellEnd"/>
+      <w:r>
+        <w:rPr>
+          <w:rFonts w:cstheme="minorHAnsi"/>
+          <w:b/>
+          <w:bCs/>
+          <w:sz w:val="28"/>
+          <w:szCs w:val="28"/>
+        </w:rPr>
+        <w:t xml:space="preserve"> GET ?</w:t>
       </w:r>
     </w:p>
     <w:p>
@@ -421,6 +802,7 @@
         </w:rPr>
         <w:t xml:space="preserve">On fait </w:t>
       </w:r>
+      <w:proofErr w:type="spellStart"/>
       <w:proofErr w:type="gramStart"/>
       <w:r>
         <w:rPr>
@@ -429,9 +811,9 @@
           <w:sz w:val="28"/>
           <w:szCs w:val="28"/>
         </w:rPr>
-        <w:t>setProjects(</w:t>
-      </w:r>
-      <w:proofErr w:type="gramEnd"/>
+        <w:t>setProjects</w:t>
+      </w:r>
+      <w:proofErr w:type="spellEnd"/>
       <w:r>
         <w:rPr>
           <w:rStyle w:val="HTMLCode"/>
@@ -439,14 +821,55 @@
           <w:sz w:val="28"/>
           <w:szCs w:val="28"/>
         </w:rPr>
-        <w:t>prev =&gt; [...prev, data])</w:t>
-      </w:r>
-      <w:r>
-        <w:rPr>
+        <w:t>(</w:t>
+      </w:r>
+      <w:proofErr w:type="spellStart"/>
+      <w:proofErr w:type="gramEnd"/>
+      <w:r>
+        <w:rPr>
+          <w:rStyle w:val="HTMLCode"/>
           <w:rFonts w:asciiTheme="minorHAnsi" w:hAnsiTheme="minorHAnsi" w:cstheme="minorHAnsi"/>
           <w:sz w:val="28"/>
           <w:szCs w:val="28"/>
         </w:rPr>
+        <w:t>prev</w:t>
+      </w:r>
+      <w:proofErr w:type="spellEnd"/>
+      <w:r>
+        <w:rPr>
+          <w:rStyle w:val="HTMLCode"/>
+          <w:rFonts w:asciiTheme="minorHAnsi" w:hAnsiTheme="minorHAnsi" w:cstheme="minorHAnsi"/>
+          <w:sz w:val="28"/>
+          <w:szCs w:val="28"/>
+        </w:rPr>
+        <w:t xml:space="preserve"> =&gt; [...</w:t>
+      </w:r>
+      <w:proofErr w:type="spellStart"/>
+      <w:r>
+        <w:rPr>
+          <w:rStyle w:val="HTMLCode"/>
+          <w:rFonts w:asciiTheme="minorHAnsi" w:hAnsiTheme="minorHAnsi" w:cstheme="minorHAnsi"/>
+          <w:sz w:val="28"/>
+          <w:szCs w:val="28"/>
+        </w:rPr>
+        <w:t>prev</w:t>
+      </w:r>
+      <w:proofErr w:type="spellEnd"/>
+      <w:r>
+        <w:rPr>
+          <w:rStyle w:val="HTMLCode"/>
+          <w:rFonts w:asciiTheme="minorHAnsi" w:hAnsiTheme="minorHAnsi" w:cstheme="minorHAnsi"/>
+          <w:sz w:val="28"/>
+          <w:szCs w:val="28"/>
+        </w:rPr>
+        <w:t>, data])</w:t>
+      </w:r>
+      <w:r>
+        <w:rPr>
+          <w:rFonts w:asciiTheme="minorHAnsi" w:hAnsiTheme="minorHAnsi" w:cstheme="minorHAnsi"/>
+          <w:sz w:val="28"/>
+          <w:szCs w:val="28"/>
+        </w:rPr>
         <w:br/>
       </w:r>
       <w:r>
@@ -548,7 +971,31 @@
           <w:sz w:val="28"/>
           <w:szCs w:val="28"/>
         </w:rPr>
-        <w:t>a) /dashboard sans être connecté</w:t>
+        <w:t>a) /</w:t>
+      </w:r>
+      <w:proofErr w:type="spellStart"/>
+      <w:r>
+        <w:rPr>
+          <w:rFonts w:cstheme="minorHAnsi"/>
+          <w:b/>
+          <w:bCs/>
+          <w:color w:val="FF0000"/>
+          <w:sz w:val="28"/>
+          <w:szCs w:val="28"/>
+        </w:rPr>
+        <w:t>dashboard</w:t>
+      </w:r>
+      <w:proofErr w:type="spellEnd"/>
+      <w:r>
+        <w:rPr>
+          <w:rFonts w:cstheme="minorHAnsi"/>
+          <w:b/>
+          <w:bCs/>
+          <w:color w:val="FF0000"/>
+          <w:sz w:val="28"/>
+          <w:szCs w:val="28"/>
+        </w:rPr>
+        <w:t xml:space="preserve"> sans être connecté</w:t>
       </w:r>
     </w:p>
     <w:p>
@@ -650,7 +1097,31 @@
           <w:szCs w:val="28"/>
         </w:rPr>
         <w:lastRenderedPageBreak/>
-        <w:t>b) /projects/1 sans être connecté</w:t>
+        <w:t>b) /</w:t>
+      </w:r>
+      <w:proofErr w:type="spellStart"/>
+      <w:r>
+        <w:rPr>
+          <w:rFonts w:cstheme="minorHAnsi"/>
+          <w:b/>
+          <w:bCs/>
+          <w:color w:val="FF0000"/>
+          <w:sz w:val="28"/>
+          <w:szCs w:val="28"/>
+        </w:rPr>
+        <w:t>projects</w:t>
+      </w:r>
+      <w:proofErr w:type="spellEnd"/>
+      <w:r>
+        <w:rPr>
+          <w:rFonts w:cstheme="minorHAnsi"/>
+          <w:b/>
+          <w:bCs/>
+          <w:color w:val="FF0000"/>
+          <w:sz w:val="28"/>
+          <w:szCs w:val="28"/>
+        </w:rPr>
+        <w:t>/1 sans être connecté</w:t>
       </w:r>
     </w:p>
     <w:p>
@@ -708,8 +1179,21 @@
           <w:sz w:val="28"/>
           <w:szCs w:val="28"/>
         </w:rPr>
-        <w:t>c) /nimportequoi</w:t>
-      </w:r>
+        <w:t>c) /</w:t>
+      </w:r>
+      <w:proofErr w:type="spellStart"/>
+      <w:r>
+        <w:rPr>
+          <w:rFonts w:cstheme="minorHAnsi"/>
+          <w:b/>
+          <w:bCs/>
+          <w:color w:val="FF0000"/>
+          <w:sz w:val="28"/>
+          <w:szCs w:val="28"/>
+        </w:rPr>
+        <w:t>nimportequoi</w:t>
+      </w:r>
+      <w:proofErr w:type="spellEnd"/>
     </w:p>
     <w:p>
       <w:pPr>
@@ -875,7 +1359,51 @@
           <w:sz w:val="28"/>
           <w:szCs w:val="28"/>
         </w:rPr>
-        <w:t>Q5 : Quelle différence entre &lt;Link&gt; et &lt;NavLink&gt; ? Pourquoi NavLink ici ?</w:t>
+        <w:t>Q5 : Quelle différence entre &lt;Link&gt; et &lt;</w:t>
+      </w:r>
+      <w:proofErr w:type="spellStart"/>
+      <w:r>
+        <w:rPr>
+          <w:rFonts w:cstheme="minorHAnsi"/>
+          <w:b/>
+          <w:bCs/>
+          <w:sz w:val="28"/>
+          <w:szCs w:val="28"/>
+        </w:rPr>
+        <w:t>NavLink</w:t>
+      </w:r>
+      <w:proofErr w:type="spellEnd"/>
+      <w:r>
+        <w:rPr>
+          <w:rFonts w:cstheme="minorHAnsi"/>
+          <w:b/>
+          <w:bCs/>
+          <w:sz w:val="28"/>
+          <w:szCs w:val="28"/>
+        </w:rPr>
+        <w:t xml:space="preserve">&gt; ? Pourquoi </w:t>
+      </w:r>
+      <w:proofErr w:type="spellStart"/>
+      <w:r>
+        <w:rPr>
+          <w:rFonts w:cstheme="minorHAnsi"/>
+          <w:b/>
+          <w:bCs/>
+          <w:sz w:val="28"/>
+          <w:szCs w:val="28"/>
+        </w:rPr>
+        <w:t>NavLink</w:t>
+      </w:r>
+      <w:proofErr w:type="spellEnd"/>
+      <w:r>
+        <w:rPr>
+          <w:rFonts w:cstheme="minorHAnsi"/>
+          <w:b/>
+          <w:bCs/>
+          <w:sz w:val="28"/>
+          <w:szCs w:val="28"/>
+        </w:rPr>
+        <w:t xml:space="preserve"> ici ?</w:t>
       </w:r>
     </w:p>
     <w:p>
@@ -941,7 +1469,31 @@
           <w:lang w:eastAsia="fr-MA"/>
           <w14:ligatures w14:val="none"/>
         </w:rPr>
-        <w:t>&lt;NavLink&gt;</w:t>
+        <w:t>&lt;</w:t>
+      </w:r>
+      <w:proofErr w:type="spellStart"/>
+      <w:r>
+        <w:rPr>
+          <w:rFonts w:eastAsia="Times New Roman" w:cstheme="minorHAnsi"/>
+          <w:kern w:val="0"/>
+          <w:sz w:val="28"/>
+          <w:szCs w:val="28"/>
+          <w:lang w:eastAsia="fr-MA"/>
+          <w14:ligatures w14:val="none"/>
+        </w:rPr>
+        <w:t>NavLink</w:t>
+      </w:r>
+      <w:proofErr w:type="spellEnd"/>
+      <w:r>
+        <w:rPr>
+          <w:rFonts w:eastAsia="Times New Roman" w:cstheme="minorHAnsi"/>
+          <w:kern w:val="0"/>
+          <w:sz w:val="28"/>
+          <w:szCs w:val="28"/>
+          <w:lang w:eastAsia="fr-MA"/>
+          <w14:ligatures w14:val="none"/>
+        </w:rPr>
+        <w:t>&gt;</w:t>
       </w:r>
       <w:r>
         <w:rPr>
@@ -1379,7 +1931,29 @@
           <w:sz w:val="28"/>
           <w:szCs w:val="28"/>
         </w:rPr>
-        <w:t>Q7 : Arrêtez json-server et tentez un POST. Le message s’affiche ?</w:t>
+        <w:t xml:space="preserve">Q7 : Arrêtez </w:t>
+      </w:r>
+      <w:proofErr w:type="spellStart"/>
+      <w:r>
+        <w:rPr>
+          <w:rFonts w:cstheme="minorHAnsi"/>
+          <w:b/>
+          <w:bCs/>
+          <w:sz w:val="28"/>
+          <w:szCs w:val="28"/>
+        </w:rPr>
+        <w:t>json</w:t>
+      </w:r>
+      <w:proofErr w:type="spellEnd"/>
+      <w:r>
+        <w:rPr>
+          <w:rFonts w:cstheme="minorHAnsi"/>
+          <w:b/>
+          <w:bCs/>
+          <w:sz w:val="28"/>
+          <w:szCs w:val="28"/>
+        </w:rPr>
+        <w:t>-server et tentez un POST. Le message s’affiche ?</w:t>
       </w:r>
     </w:p>
     <w:p>
@@ -1488,7 +2062,29 @@
           <w:sz w:val="28"/>
           <w:szCs w:val="28"/>
         </w:rPr>
-        <w:t>Q8 : Avec fetch, un 404 ne lance PAS d’erreur. Avec Axios, que se passe-t-il ?</w:t>
+        <w:t xml:space="preserve">Q8 : Avec </w:t>
+      </w:r>
+      <w:proofErr w:type="spellStart"/>
+      <w:r>
+        <w:rPr>
+          <w:rFonts w:cstheme="minorHAnsi"/>
+          <w:b/>
+          <w:bCs/>
+          <w:sz w:val="28"/>
+          <w:szCs w:val="28"/>
+        </w:rPr>
+        <w:t>fetch</w:t>
+      </w:r>
+      <w:proofErr w:type="spellEnd"/>
+      <w:r>
+        <w:rPr>
+          <w:rFonts w:cstheme="minorHAnsi"/>
+          <w:b/>
+          <w:bCs/>
+          <w:sz w:val="28"/>
+          <w:szCs w:val="28"/>
+        </w:rPr>
+        <w:t>, un 404 ne lance PAS d’erreur. Avec Axios, que se passe-t-il ?</w:t>
       </w:r>
     </w:p>
     <w:p>
@@ -1530,8 +2126,17 @@
           <w:szCs w:val="28"/>
         </w:rPr>
         <w:br/>
+      </w:r>
+      <w:proofErr w:type="spellStart"/>
+      <w:r>
+        <w:rPr>
+          <w:rFonts w:cstheme="minorHAnsi"/>
+          <w:sz w:val="28"/>
+          <w:szCs w:val="28"/>
+        </w:rPr>
         <w:t>fetch</w:t>
       </w:r>
+      <w:proofErr w:type="spellEnd"/>
       <w:r>
         <w:rPr>
           <w:rFonts w:cstheme="minorHAnsi"/>
@@ -1564,6 +2169,7 @@
         </w:rPr>
         <w:t xml:space="preserve">il faut vérifier </w:t>
       </w:r>
+      <w:proofErr w:type="spellStart"/>
       <w:proofErr w:type="gramStart"/>
       <w:r>
         <w:rPr>
@@ -1574,6 +2180,7 @@
         </w:rPr>
         <w:t>response.ok</w:t>
       </w:r>
+      <w:proofErr w:type="spellEnd"/>
       <w:proofErr w:type="gramEnd"/>
     </w:p>
     <w:sectPr>
